--- a/pythonapi/docxtemplates/declaracion_jurada.docx
+++ b/pythonapi/docxtemplates/declaracion_jurada.docx
@@ -89,12 +89,7 @@
         <w:jc w:val="both"/>
       </w:pPr>
       <w:r>
-        <w:rPr>
-          <w:b w:val="0"/>
-          <w:i w:val="0"/>
-          <w:u w:val="none"/>
-        </w:rPr>
-        <w:t>REPÚBLICA DOMINICANA – (Acto No. {{ACTO_NUMERO}}). En la ciudad y Municipio de {{CIUDAD_CONTRATO}}, Provincia {{PROVINCIA_CONTRATO}}, a los {{DIA_LETRAS}} ({{DIA_NUM}}) días del mes de {{MES}} del año {{ANIO_LETRAS}} ({{ANIO_NUM}}), siendo las {{HORA}}. Por ante mí, {{NOTARIO_TITULO_NOMBRE_MAYUS}}, Notario Público de los del número de este Municipio de {{NOTARIO_MUNICIPIO}}, {{NOTARIO_NACIONALIDAD}}, mayor de edad, {{NOTARIO_ESTADO_CIVIL}}, portador(a) de la cédula de identidad y electoral No. {{NOTARIO_CEDULA}}, miembro del Colegio Dominicano de Notarios con matrícula No. {{NOTARIO_MATRICULA}}, con estudio profesional abierto en {{NOTARIO_ESTUDIO}}; ha(n) comparecido libre y voluntariamente {{r COMPARECIENTE_NOMBRE}}, de nacionalidad {{COMPARECIENTE_NACIONALIDAD}}, mayor de edad, {{COMPARECIENTE_ESTADO_CIVIL}}, {{COMPARECIENTE_OCUPACION}}, portador(a) de la cédula de identidad y electoral No. {{COMPARECIENTE_CEDULA}}, domiciliado(a) y residente en {{COMPARECIENTE_DOMICILIO}}, quien en lo que sigue del presente acto se denominará {{DENOMINACION_COMPARECIENTE}}; en presencia de los testigos {{r TESTIGO_NOMBRES}}, dominicanos, mayores de edad, {{TESTIGO_ESTADO_CIVIL}}, {{TESTIGO_OCUPACION}}, portadores de las cédulas de identidad y electoral Nos. {{TESTIGO_CEDULAS}}, domiciliados y residentes en {{TESTIGO_DOMICILIO}}, testigos instrumentales requeridos al efecto, libres de tachas y excepciones exigidas por la ley; y me ha(n) declarado BAJO LA FE DEL JURAMENTO lo siguiente:</w:t>
+        <w:t>REPÚBLICA DOMINICANA – (Acto No. {{ACTO_NUMERO}}). En la ciudad y Municipio de {{CIUDAD_CONTRATO}}, Provincia {{PROVINCIA_CONTRATO}}, a los {{DIA_LETRAS}} ({{DIA_NUM}}) días del mes de {{MES}} del año {{ANIO_LETRAS}} ({{ANIO_NUM}}), siendo las {{HORA}}. Por ante mí, {{NOTARIO_TITULO_NOMBRE_MAYUS}}, Notario Público de los del número de este Municipio de {{NOTARIO_MUNICIPIO}}, {{NOTARIO_NACIONALIDAD}}, mayor de edad, {{NOTARIO_ESTADO_CIVIL}}, portador(a) de la cédula de identidad y electoral No. {{NOTARIO_CEDULA}}, miembro del Colegio Dominicano de Notarios con matrícula No. {{NOTARIO_MATRICULA}}, con estudio profesional abierto en {{NOTARIO_ESTUDIO}}; {{COMPARECIENTE_HA}} comparecido libre y voluntariamente {{r COMPARECIENTE_BLOQUE}}, {{COMPARECIENTE_QUIEN}} en lo que {{COMPARECIENTE_SIGUE}} del presente acto {{COMPARECIENTE_SE_DENOMINARA}} {{DENOMINACION_COMPARECIENTE}}; en presencia de los testigos {{r TESTIGO_BLOQUE}}, testigos instrumentales requeridos al efecto, libres de tachas y excepciones exigidas por la ley; y me {{COMPARECIENTE_HA}} declarado BAJO LA FE DEL JURAMENTO lo siguiente:</w:t>
       </w:r>
     </w:p>
     <w:p>
